--- a/en/wisdom-stories/istanbul-woman-remembers.docx
+++ b/en/wisdom-stories/istanbul-woman-remembers.docx
@@ -66,7 +66,7 @@
         <w:rPr>
           <w:lang/>
         </w:rPr>
-        <w:t>Then a rumour spread through the neighbourhood.</w:t>
+        <w:t xml:space="preserve">Then a rumor spread through the neighborhood.</w:t>
       </w:r>
     </w:p>
     <w:p>
@@ -295,7 +295,7 @@
         <w:rPr>
           <w:lang/>
         </w:rPr>
-        <w:t xml:space="preserve"> What you see may be only part of the truth. Before passing judgement, ask, listen, and try to understand. Behind an ordinary-looking act, someone may be carrying a responsibility you cannot see.</w:t>
+        <w:t xml:space="preserve"> What you see may be only part of the truth. Before passing judgment, ask, listen, and try to understand. Behind an ordinary-looking act, someone may be carrying a responsibility you cannot see.</w:t>
       </w:r>
     </w:p>
     <w:p>
